--- a/pr-preview/pr-205/notation.docx
+++ b/pr-preview/pr-205/notation.docx
@@ -15,7 +15,7 @@
         <w:pStyle w:val="Date"/>
       </w:pPr>
       <w:r>
-        <w:t xml:space="preserve">Last modified: 2026-10-08 18:58:13 (PDT)</w:t>
+        <w:t xml:space="preserve">Last modified: 2026-10-09 01:33:02 (PDT)</w:t>
       </w:r>
     </w:p>
     <w:p>
@@ -24419,148 +24419,160 @@
           <m:jc m:val="center"/>
         </m:oMathParaPr>
         <m:oMath>
-          <m:r>
-            <m:rPr>
-              <m:sty m:val="p"/>
-            </m:rPr>
-            <m:t>E</m:t>
-          </m:r>
-          <m:r>
-            <m:rPr>
-              <m:sty m:val="p"/>
-            </m:rPr>
-            <m:t>[</m:t>
-          </m:r>
-          <m:sSub>
+          <m:eqArr>
             <m:e>
               <m:r>
                 <m:rPr>
-                  <m:scr m:val="double-struck"/>
                   <m:sty m:val="p"/>
                 </m:rPr>
+                <m:t>E</m:t>
+              </m:r>
+              <m:r>
+                <m:rPr>
+                  <m:sty m:val="p"/>
+                </m:rPr>
+                <m:t>[</m:t>
+              </m:r>
+              <m:sSub>
+                <m:e>
+                  <m:r>
+                    <m:rPr>
+                      <m:scr m:val="double-struck"/>
+                      <m:sty m:val="p"/>
+                    </m:rPr>
+                    <m:t>1</m:t>
+                  </m:r>
+                </m:e>
+                <m:sub>
+                  <m:r>
+                    <m:t>A</m:t>
+                  </m:r>
+                </m:sub>
+              </m:sSub>
+              <m:r>
+                <m:rPr>
+                  <m:sty m:val="p"/>
+                </m:rPr>
+                <m:t>]</m:t>
+              </m:r>
+              <m:r>
+                <m:t>&amp;</m:t>
+              </m:r>
+              <m:r>
+                <m:rPr>
+                  <m:sty m:val="p"/>
+                </m:rPr>
+                <m:t>=</m:t>
+              </m:r>
+              <m:r>
+                <m:t>0</m:t>
+              </m:r>
+              <m:r>
+                <m:rPr>
+                  <m:sty m:val="p"/>
+                </m:rPr>
+                <m:t>⋅</m:t>
+              </m:r>
+              <m:r>
+                <m:rPr>
+                  <m:sty m:val="p"/>
+                </m:rPr>
+                <m:t>Pr</m:t>
+              </m:r>
+              <m:r>
+                <m:rPr>
+                  <m:sty m:val="p"/>
+                </m:rPr>
+                <m:t>(</m:t>
+              </m:r>
+              <m:sSup>
+                <m:e>
+                  <m:r>
+                    <m:t>A</m:t>
+                  </m:r>
+                </m:e>
+                <m:sup>
+                  <m:r>
+                    <m:t>c</m:t>
+                  </m:r>
+                </m:sup>
+              </m:sSup>
+              <m:r>
+                <m:rPr>
+                  <m:sty m:val="p"/>
+                </m:rPr>
+                <m:t>)</m:t>
+              </m:r>
+              <m:r>
+                <m:rPr>
+                  <m:sty m:val="p"/>
+                </m:rPr>
+                <m:t>+</m:t>
+              </m:r>
+              <m:r>
                 <m:t>1</m:t>
               </m:r>
+              <m:r>
+                <m:rPr>
+                  <m:sty m:val="p"/>
+                </m:rPr>
+                <m:t>⋅</m:t>
+              </m:r>
+              <m:r>
+                <m:rPr>
+                  <m:sty m:val="p"/>
+                </m:rPr>
+                <m:t>Pr</m:t>
+              </m:r>
+              <m:r>
+                <m:rPr>
+                  <m:sty m:val="p"/>
+                </m:rPr>
+                <m:t>(</m:t>
+              </m:r>
+              <m:r>
+                <m:t>A</m:t>
+              </m:r>
+              <m:r>
+                <m:rPr>
+                  <m:sty m:val="p"/>
+                </m:rPr>
+                <m:t>)</m:t>
+              </m:r>
             </m:e>
-            <m:sub>
+            <m:e>
+              <m:r>
+                <m:t>&amp;</m:t>
+              </m:r>
+              <m:r>
+                <m:rPr>
+                  <m:sty m:val="p"/>
+                </m:rPr>
+                <m:t>=</m:t>
+              </m:r>
+              <m:r>
+                <m:rPr>
+                  <m:sty m:val="p"/>
+                </m:rPr>
+                <m:t>Pr</m:t>
+              </m:r>
+              <m:r>
+                <m:rPr>
+                  <m:sty m:val="p"/>
+                </m:rPr>
+                <m:t>(</m:t>
+              </m:r>
               <m:r>
                 <m:t>A</m:t>
               </m:r>
-            </m:sub>
-          </m:sSub>
-          <m:r>
-            <m:rPr>
-              <m:sty m:val="p"/>
-            </m:rPr>
-            <m:t>]</m:t>
-          </m:r>
-          <m:r>
-            <m:rPr>
-              <m:sty m:val="p"/>
-            </m:rPr>
-            <m:t>=</m:t>
-          </m:r>
-          <m:r>
-            <m:t>0</m:t>
-          </m:r>
-          <m:r>
-            <m:rPr>
-              <m:sty m:val="p"/>
-            </m:rPr>
-            <m:t>⋅</m:t>
-          </m:r>
-          <m:r>
-            <m:rPr>
-              <m:sty m:val="p"/>
-            </m:rPr>
-            <m:t>Pr</m:t>
-          </m:r>
-          <m:r>
-            <m:rPr>
-              <m:sty m:val="p"/>
-            </m:rPr>
-            <m:t>(</m:t>
-          </m:r>
-          <m:sSup>
-            <m:e>
-              <m:r>
-                <m:t>A</m:t>
+              <m:r>
+                <m:rPr>
+                  <m:sty m:val="p"/>
+                </m:rPr>
+                <m:t>)</m:t>
               </m:r>
             </m:e>
-            <m:sup>
-              <m:r>
-                <m:t>c</m:t>
-              </m:r>
-            </m:sup>
-          </m:sSup>
-          <m:r>
-            <m:rPr>
-              <m:sty m:val="p"/>
-            </m:rPr>
-            <m:t>)</m:t>
-          </m:r>
-          <m:r>
-            <m:rPr>
-              <m:sty m:val="p"/>
-            </m:rPr>
-            <m:t>+</m:t>
-          </m:r>
-          <m:r>
-            <m:t>1</m:t>
-          </m:r>
-          <m:r>
-            <m:rPr>
-              <m:sty m:val="p"/>
-            </m:rPr>
-            <m:t>⋅</m:t>
-          </m:r>
-          <m:r>
-            <m:rPr>
-              <m:sty m:val="p"/>
-            </m:rPr>
-            <m:t>Pr</m:t>
-          </m:r>
-          <m:r>
-            <m:rPr>
-              <m:sty m:val="p"/>
-            </m:rPr>
-            <m:t>(</m:t>
-          </m:r>
-          <m:r>
-            <m:t>A</m:t>
-          </m:r>
-          <m:r>
-            <m:rPr>
-              <m:sty m:val="p"/>
-            </m:rPr>
-            <m:t>)</m:t>
-          </m:r>
-          <m:r>
-            <m:rPr>
-              <m:sty m:val="p"/>
-            </m:rPr>
-            <m:t>=</m:t>
-          </m:r>
-          <m:r>
-            <m:rPr>
-              <m:sty m:val="p"/>
-            </m:rPr>
-            <m:t>Pr</m:t>
-          </m:r>
-          <m:r>
-            <m:rPr>
-              <m:sty m:val="p"/>
-            </m:rPr>
-            <m:t>(</m:t>
-          </m:r>
-          <m:r>
-            <m:t>A</m:t>
-          </m:r>
-          <m:r>
-            <m:rPr>
-              <m:sty m:val="p"/>
-            </m:rPr>
-            <m:t>)</m:t>
-          </m:r>
+          </m:eqArr>
         </m:oMath>
       </m:oMathPara>
     </w:p>
